--- a/ru/wisdom-stories/learning-to-say-yet.docx
+++ b/ru/wisdom-stories/learning-to-say-yet.docx
@@ -53,7 +53,7 @@
         <w:rPr>
           <w:lang/>
         </w:rPr>
-        <w:t>Вместо того чтобы остановиться на словах «Это слишком трудно», скажите: «Трудно, но я могу двигаться шаг за шагом. Мне нужно чуть больше времени, усилий и, возможно, чья-то помощь».</w:t>
+        <w:t>Вместо того чтобы останавливаться перед трудностью со словами «Это слишком трудно», скажите: «Трудно, но я могу двигаться шаг за шагом. Мне нужно чуть больше времени, усилий и, возможно, чья-то помощь».</w:t>
       </w:r>
     </w:p>
     <w:p>
